--- a/swh/docx/014.content.docx
+++ b/swh/docx/014.content.docx
@@ -128,19 +128,6 @@
           <w:lang w:val="sw_KE" w:bidi="sw_KE"/>
         </w:rPr>
         <w:t>M</w:t>
-      </w:r>
-      <w:r>
-        <w:rPr>
-          <w:lang w:val="sw_KE" w:bidi="sw_KE"/>
-        </w:rPr>
-      </w:r>
-    </w:p>
-    <w:p>
-      <w:pPr/>
-      <w:r>
-        <w:rPr>
-          <w:lang w:val="sw_KE" w:bidi="sw_KE"/>
-        </w:rPr>
       </w:r>
       <w:r>
         <w:rPr>

--- a/swh/docx/014.content.docx
+++ b/swh/docx/014.content.docx
@@ -19,7 +19,7 @@
         <w:rPr>
           <w:lang w:val="sw_KE" w:bidi="sw_KE"/>
         </w:rPr>
-        <w:t>Resource: Termini muhimu (unfoldingWord)</w:t>
+        <w:t>Resource: unfoldingWord® Translation Words</w:t>
       </w:r>
       <w:r>
         <w:rPr>
@@ -90,7 +90,7 @@
         <w:rPr>
           <w:lang w:val="sw_KE" w:bidi="sw_KE"/>
         </w:rPr>
-        <w:t>Termini muhimu (unfoldingWord)</w:t>
+        <w:t>unfoldingWord® Translation Words</w:t>
       </w:r>
     </w:p>
     <w:p>

--- a/swh/docx/014.content.docx
+++ b/swh/docx/014.content.docx
@@ -59459,6 +59459,1048 @@
         <w:rPr>
           <w:lang w:val="sw_KE" w:bidi="sw_KE"/>
         </w:rPr>
+        <w:t>Mwanachama</w:t>
+      </w:r>
+      <w:r>
+        <w:rPr>
+          <w:lang w:val="sw_KE" w:bidi="sw_KE"/>
+        </w:rPr>
+      </w:r>
+    </w:p>
+    <w:p>
+      <w:pPr>
+        <w:pStyle w:val="Heading3"/>
+      </w:pPr>
+      <w:r>
+        <w:rPr>
+          <w:lang w:val="sw_KE" w:bidi="sw_KE"/>
+        </w:rPr>
+        <w:t>Ufafanuzi:</w:t>
+      </w:r>
+    </w:p>
+    <w:p>
+      <w:pPr/>
+      <w:r>
+        <w:rPr>
+          <w:lang w:val="sw_KE" w:bidi="sw_KE"/>
+        </w:rPr>
+      </w:r>
+      <w:r>
+        <w:rPr>
+          <w:lang w:val="sw_KE" w:bidi="sw_KE"/>
+        </w:rPr>
+        <w:t>Neno "mwanachama" linamaanisha sehemu moja ya mwili au kundi tata.</w:t>
+      </w:r>
+    </w:p>
+    <w:p>
+      <w:pPr>
+        <w:pStyle w:val="ListBullet"/>
+        <w:spacing w:line="240" w:lineRule="auto"/>
+        <w:ind w:left="720"/>
+      </w:pPr>
+      <w:r>
+        <w:rPr>
+          <w:lang w:val="sw_KE" w:bidi="sw_KE"/>
+        </w:rPr>
+      </w:r>
+      <w:r>
+        <w:rPr>
+          <w:lang w:val="sw_KE" w:bidi="sw_KE"/>
+        </w:rPr>
+        <w:t>Agano Jipya linaelezea Wakristo kama "wanachama" wa mwili wa Kristo. Waumini katika Kristo ni sehemu ya kundi ambalo lina wanachama wengi.</w:t>
+      </w:r>
+    </w:p>
+    <w:p>
+      <w:pPr>
+        <w:pStyle w:val="ListBullet"/>
+        <w:spacing w:line="240" w:lineRule="auto"/>
+        <w:ind w:left="720"/>
+      </w:pPr>
+      <w:r>
+        <w:rPr>
+          <w:lang w:val="sw_KE" w:bidi="sw_KE"/>
+        </w:rPr>
+      </w:r>
+      <w:r>
+        <w:rPr>
+          <w:lang w:val="sw_KE" w:bidi="sw_KE"/>
+        </w:rPr>
+        <w:t>Yesu Kristo ni "kichwa" cha mwili na waumini binafsi hufanya kazi kama viungo vya mwili. Roho Mtakatifu humpa kila kiungo cha mwili jukumu maalum kusaidia mwili mzima kufanya kazi vizuri.</w:t>
+      </w:r>
+    </w:p>
+    <w:p>
+      <w:pPr>
+        <w:pStyle w:val="ListBullet"/>
+        <w:spacing w:line="240" w:lineRule="auto"/>
+        <w:ind w:left="720"/>
+      </w:pPr>
+      <w:r>
+        <w:rPr>
+          <w:lang w:val="sw_KE" w:bidi="sw_KE"/>
+        </w:rPr>
+      </w:r>
+      <w:r>
+        <w:rPr>
+          <w:lang w:val="sw_KE" w:bidi="sw_KE"/>
+        </w:rPr>
+        <w:t>Watu wanaoshiriki katika makundi kama Baraza la Wayahudi na Mafarisayo pia huitwa “wanachama” wa makundi haya.</w:t>
+      </w:r>
+    </w:p>
+    <w:p>
+      <w:pPr/>
+      <w:r>
+        <w:rPr>
+          <w:lang w:val="sw_KE" w:bidi="sw_KE"/>
+        </w:rPr>
+      </w:r>
+      <w:r>
+        <w:rPr>
+          <w:lang w:val="sw_KE" w:bidi="sw_KE"/>
+        </w:rPr>
+        <w:t xml:space="preserve">(Tazama pia: </w:t>
+      </w:r>
+      <w:r>
+        <w:rPr>
+          <w:lang w:val="sw_KE" w:bidi="sw_KE"/>
+        </w:rPr>
+        <w:t>mwili</w:t>
+      </w:r>
+      <w:r>
+        <w:rPr>
+          <w:lang w:val="sw_KE" w:bidi="sw_KE"/>
+        </w:rPr>
+        <w:t xml:space="preserve">, </w:t>
+      </w:r>
+      <w:r>
+        <w:rPr>
+          <w:lang w:val="sw_KE" w:bidi="sw_KE"/>
+        </w:rPr>
+        <w:t>Farisayo</w:t>
+      </w:r>
+      <w:r>
+        <w:rPr>
+          <w:lang w:val="sw_KE" w:bidi="sw_KE"/>
+        </w:rPr>
+        <w:t xml:space="preserve">, </w:t>
+      </w:r>
+      <w:r>
+        <w:rPr>
+          <w:lang w:val="sw_KE" w:bidi="sw_KE"/>
+        </w:rPr>
+        <w:t>baraza</w:t>
+      </w:r>
+      <w:r>
+        <w:rPr>
+          <w:lang w:val="sw_KE" w:bidi="sw_KE"/>
+        </w:rPr>
+        <w:t>)</w:t>
+      </w:r>
+    </w:p>
+    <w:p>
+      <w:pPr>
+        <w:pStyle w:val="Heading3"/>
+      </w:pPr>
+      <w:r>
+        <w:rPr>
+          <w:lang w:val="sw_KE" w:bidi="sw_KE"/>
+        </w:rPr>
+        <w:t>Marejeleo ya Biblia:</w:t>
+      </w:r>
+    </w:p>
+    <w:p>
+      <w:pPr>
+        <w:pStyle w:val="ListBullet"/>
+        <w:spacing w:line="240" w:lineRule="auto"/>
+        <w:ind w:left="720"/>
+      </w:pPr>
+      <w:r>
+        <w:rPr>
+          <w:lang w:val="sw_KE" w:bidi="sw_KE"/>
+        </w:rPr>
+      </w:r>
+      <w:hyperlink r:id="rId764">
+        <w:r>
+          <w:rPr>
+            <w:lang w:val="sw_KE" w:bidi="sw_KE"/>
+          </w:rPr>
+          <w:rPr>
+            <w:color w:val="0000EE"/>
+            <w:u w:val="single"/>
+          </w:rPr>
+          <w:t>1 Wakorintho 6:15</w:t>
+        </w:r>
+      </w:hyperlink>
+    </w:p>
+    <w:p>
+      <w:pPr>
+        <w:pStyle w:val="ListBullet"/>
+        <w:spacing w:line="240" w:lineRule="auto"/>
+        <w:ind w:left="720"/>
+      </w:pPr>
+      <w:r>
+        <w:rPr>
+          <w:lang w:val="sw_KE" w:bidi="sw_KE"/>
+        </w:rPr>
+      </w:r>
+      <w:hyperlink r:id="rId765">
+        <w:r>
+          <w:rPr>
+            <w:lang w:val="sw_KE" w:bidi="sw_KE"/>
+          </w:rPr>
+          <w:rPr>
+            <w:color w:val="0000EE"/>
+            <w:u w:val="single"/>
+          </w:rPr>
+          <w:t>1 Wakorintho 12:14–17</w:t>
+        </w:r>
+      </w:hyperlink>
+    </w:p>
+    <w:p>
+      <w:pPr>
+        <w:pStyle w:val="ListBullet"/>
+        <w:spacing w:line="240" w:lineRule="auto"/>
+        <w:ind w:left="720"/>
+      </w:pPr>
+      <w:r>
+        <w:rPr>
+          <w:lang w:val="sw_KE" w:bidi="sw_KE"/>
+        </w:rPr>
+      </w:r>
+      <w:hyperlink r:id="rId766">
+        <w:r>
+          <w:rPr>
+            <w:lang w:val="sw_KE" w:bidi="sw_KE"/>
+          </w:rPr>
+          <w:rPr>
+            <w:color w:val="0000EE"/>
+            <w:u w:val="single"/>
+          </w:rPr>
+          <w:t>Hesabu 16:2</w:t>
+        </w:r>
+      </w:hyperlink>
+    </w:p>
+    <w:p>
+      <w:pPr>
+        <w:pStyle w:val="ListBullet"/>
+        <w:spacing w:line="240" w:lineRule="auto"/>
+        <w:ind w:left="720"/>
+      </w:pPr>
+      <w:r>
+        <w:rPr>
+          <w:lang w:val="sw_KE" w:bidi="sw_KE"/>
+        </w:rPr>
+      </w:r>
+      <w:hyperlink r:id="rId767">
+        <w:r>
+          <w:rPr>
+            <w:lang w:val="sw_KE" w:bidi="sw_KE"/>
+          </w:rPr>
+          <w:rPr>
+            <w:color w:val="0000EE"/>
+            <w:u w:val="single"/>
+          </w:rPr>
+          <w:t>Warumi 12:5</w:t>
+        </w:r>
+      </w:hyperlink>
+    </w:p>
+    <w:p>
+      <w:pPr>
+        <w:pStyle w:val="Heading3"/>
+      </w:pPr>
+      <w:r>
+        <w:rPr>
+          <w:lang w:val="sw_KE" w:bidi="sw_KE"/>
+        </w:rPr>
+        <w:t>Data ya Neno:</w:t>
+      </w:r>
+    </w:p>
+    <w:p>
+      <w:pPr>
+        <w:pStyle w:val="ListBullet"/>
+        <w:spacing w:line="240" w:lineRule="auto"/>
+        <w:ind w:left="720"/>
+      </w:pPr>
+      <w:r>
+        <w:rPr>
+          <w:lang w:val="sw_KE" w:bidi="sw_KE"/>
+        </w:rPr>
+      </w:r>
+      <w:r>
+        <w:rPr>
+          <w:lang w:val="sw_KE" w:bidi="sw_KE"/>
+        </w:rPr>
+        <w:t>Strong's: H1004, H1121, H3338, H5315, H8212, G10100, G31960, G36090</w:t>
+      </w:r>
+      <w:r>
+        <w:rPr>
+          <w:lang w:val="sw_KE" w:bidi="sw_KE"/>
+        </w:rPr>
+      </w:r>
+      <w:r>
+        <w:rPr>
+          <w:lang w:val="sw_KE" w:bidi="sw_KE"/>
+        </w:rPr>
+      </w:r>
+    </w:p>
+    <w:p>
+      <w:pPr/>
+      <w:r>
+        <w:rPr>
+          <w:lang w:val="sw_KE" w:bidi="sw_KE"/>
+        </w:rPr>
+      </w:r>
+    </w:p>
+    <w:p>
+      <w:pPr>
+        <w:pStyle w:val="Heading2"/>
+      </w:pPr>
+      <w:r>
+        <w:rPr>
+          <w:lang w:val="sw_KE" w:bidi="sw_KE"/>
+        </w:rPr>
+        <w:t>Mwanafunzi</w:t>
+      </w:r>
+      <w:r>
+        <w:rPr>
+          <w:lang w:val="sw_KE" w:bidi="sw_KE"/>
+        </w:rPr>
+      </w:r>
+    </w:p>
+    <w:p>
+      <w:pPr>
+        <w:pStyle w:val="Heading3"/>
+      </w:pPr>
+      <w:r>
+        <w:rPr>
+          <w:lang w:val="sw_KE" w:bidi="sw_KE"/>
+        </w:rPr>
+        <w:t>Ufafanuzi:</w:t>
+      </w:r>
+    </w:p>
+    <w:p>
+      <w:pPr/>
+      <w:r>
+        <w:rPr>
+          <w:lang w:val="sw_KE" w:bidi="sw_KE"/>
+        </w:rPr>
+      </w:r>
+      <w:r>
+        <w:rPr>
+          <w:lang w:val="sw_KE" w:bidi="sw_KE"/>
+        </w:rPr>
+        <w:t>Neno "mwanafunzi" linamaanisha mtu anayekaa muda mwingi na mwalimu, akijifunza kutoka kwa tabia na mafundisho ya mwalimu huyo.</w:t>
+      </w:r>
+    </w:p>
+    <w:p>
+      <w:pPr>
+        <w:pStyle w:val="ListBullet"/>
+        <w:spacing w:line="240" w:lineRule="auto"/>
+        <w:ind w:left="720"/>
+      </w:pPr>
+      <w:r>
+        <w:rPr>
+          <w:lang w:val="sw_KE" w:bidi="sw_KE"/>
+        </w:rPr>
+      </w:r>
+      <w:r>
+        <w:rPr>
+          <w:lang w:val="sw_KE" w:bidi="sw_KE"/>
+        </w:rPr>
+        <w:t>Watu waliomfuata Yesu, wakisikiliza mafundisho yake na kuyatii, waliitwa "wanafunzi" wake.</w:t>
+      </w:r>
+    </w:p>
+    <w:p>
+      <w:pPr>
+        <w:pStyle w:val="ListBullet"/>
+        <w:spacing w:line="240" w:lineRule="auto"/>
+        <w:ind w:left="720"/>
+      </w:pPr>
+      <w:r>
+        <w:rPr>
+          <w:lang w:val="sw_KE" w:bidi="sw_KE"/>
+        </w:rPr>
+      </w:r>
+      <w:r>
+        <w:rPr>
+          <w:lang w:val="sw_KE" w:bidi="sw_KE"/>
+        </w:rPr>
+        <w:t>Yohana Mbatizaji pia alikuwa na wanafunzi.</w:t>
+      </w:r>
+    </w:p>
+    <w:p>
+      <w:pPr>
+        <w:pStyle w:val="ListBullet"/>
+        <w:spacing w:line="240" w:lineRule="auto"/>
+        <w:ind w:left="720"/>
+      </w:pPr>
+      <w:r>
+        <w:rPr>
+          <w:lang w:val="sw_KE" w:bidi="sw_KE"/>
+        </w:rPr>
+      </w:r>
+      <w:r>
+        <w:rPr>
+          <w:lang w:val="sw_KE" w:bidi="sw_KE"/>
+        </w:rPr>
+        <w:t>Wakati wa huduma ya Yesu, kulikuwa na wanafunzi wengi waliomfuata na kusikia mafundisho yake.</w:t>
+      </w:r>
+    </w:p>
+    <w:p>
+      <w:pPr>
+        <w:pStyle w:val="ListBullet"/>
+        <w:spacing w:line="240" w:lineRule="auto"/>
+        <w:ind w:left="720"/>
+      </w:pPr>
+      <w:r>
+        <w:rPr>
+          <w:lang w:val="sw_KE" w:bidi="sw_KE"/>
+        </w:rPr>
+      </w:r>
+      <w:r>
+        <w:rPr>
+          <w:lang w:val="sw_KE" w:bidi="sw_KE"/>
+        </w:rPr>
+        <w:t>Yesu alichagua wanafunzi kumi na wawili kuwa wafuasi wake wa karibu zaidi; watu hawa walijulikana kama "mitume" wake.</w:t>
+      </w:r>
+    </w:p>
+    <w:p>
+      <w:pPr>
+        <w:pStyle w:val="ListBullet"/>
+        <w:spacing w:line="240" w:lineRule="auto"/>
+        <w:ind w:left="720"/>
+      </w:pPr>
+      <w:r>
+        <w:rPr>
+          <w:lang w:val="sw_KE" w:bidi="sw_KE"/>
+        </w:rPr>
+      </w:r>
+      <w:r>
+        <w:rPr>
+          <w:lang w:val="sw_KE" w:bidi="sw_KE"/>
+        </w:rPr>
+        <w:t>Mitume kumi na wawili wa Yesu waliendelea kujulikana kama "wanafunzi" wake au "wale 12."</w:t>
+      </w:r>
+    </w:p>
+    <w:p>
+      <w:pPr>
+        <w:pStyle w:val="ListBullet"/>
+        <w:spacing w:line="240" w:lineRule="auto"/>
+        <w:ind w:left="720"/>
+      </w:pPr>
+      <w:r>
+        <w:rPr>
+          <w:lang w:val="sw_KE" w:bidi="sw_KE"/>
+        </w:rPr>
+      </w:r>
+      <w:r>
+        <w:rPr>
+          <w:lang w:val="sw_KE" w:bidi="sw_KE"/>
+        </w:rPr>
+        <w:t>Kabla tu Yesu kupaa mbinguni, aliwaamuru wanafunzi wake kuwafundisha watu wengine jinsi ya kuwa wanafunzi wa Yesu pia.</w:t>
+      </w:r>
+    </w:p>
+    <w:p>
+      <w:pPr>
+        <w:pStyle w:val="ListBullet"/>
+        <w:spacing w:line="240" w:lineRule="auto"/>
+        <w:ind w:left="720"/>
+      </w:pPr>
+      <w:r>
+        <w:rPr>
+          <w:lang w:val="sw_KE" w:bidi="sw_KE"/>
+        </w:rPr>
+      </w:r>
+      <w:r>
+        <w:rPr>
+          <w:lang w:val="sw_KE" w:bidi="sw_KE"/>
+        </w:rPr>
+        <w:t>Mtu yeyote anayemwamini Yesu na kutii mafundisho yake anaitwa mwanafunzi wa Yesu.</w:t>
+      </w:r>
+    </w:p>
+    <w:p>
+      <w:pPr>
+        <w:pStyle w:val="Heading3"/>
+      </w:pPr>
+      <w:r>
+        <w:rPr>
+          <w:lang w:val="sw_KE" w:bidi="sw_KE"/>
+        </w:rPr>
+        <w:t>Mapendekezo ya Tafsiri:</w:t>
+      </w:r>
+    </w:p>
+    <w:p>
+      <w:pPr>
+        <w:pStyle w:val="ListBullet"/>
+        <w:spacing w:line="240" w:lineRule="auto"/>
+        <w:ind w:left="720"/>
+      </w:pPr>
+      <w:r>
+        <w:rPr>
+          <w:lang w:val="sw_KE" w:bidi="sw_KE"/>
+        </w:rPr>
+      </w:r>
+      <w:r>
+        <w:rPr>
+          <w:lang w:val="sw_KE" w:bidi="sw_KE"/>
+        </w:rPr>
+        <w:t>Neno "mwanafunzi" linaweza kutafsiriwa kwa neno au kirai kinachomaanisha "mfuasi" au "mwenye kujifunza."</w:t>
+      </w:r>
+    </w:p>
+    <w:p>
+      <w:pPr>
+        <w:pStyle w:val="ListBullet"/>
+        <w:spacing w:line="240" w:lineRule="auto"/>
+        <w:ind w:left="720"/>
+      </w:pPr>
+      <w:r>
+        <w:rPr>
+          <w:lang w:val="sw_KE" w:bidi="sw_KE"/>
+        </w:rPr>
+      </w:r>
+      <w:r>
+        <w:rPr>
+          <w:lang w:val="sw_KE" w:bidi="sw_KE"/>
+        </w:rPr>
+        <w:t>Hakikisha kwamba tafsiri ya neno hili hairejelei tu mwanafunzi anayejifunza darasani.</w:t>
+      </w:r>
+    </w:p>
+    <w:p>
+      <w:pPr>
+        <w:pStyle w:val="ListBullet"/>
+        <w:spacing w:line="240" w:lineRule="auto"/>
+        <w:ind w:left="720"/>
+      </w:pPr>
+      <w:r>
+        <w:rPr>
+          <w:lang w:val="sw_KE" w:bidi="sw_KE"/>
+        </w:rPr>
+      </w:r>
+      <w:r>
+        <w:rPr>
+          <w:lang w:val="sw_KE" w:bidi="sw_KE"/>
+        </w:rPr>
+        <w:t>Tafsiri ya neno hili inapaswa pia kuwa tofauti na tafsiri ya "mtume."</w:t>
+      </w:r>
+    </w:p>
+    <w:p>
+      <w:pPr/>
+      <w:r>
+        <w:rPr>
+          <w:lang w:val="sw_KE" w:bidi="sw_KE"/>
+        </w:rPr>
+      </w:r>
+      <w:r>
+        <w:rPr>
+          <w:lang w:val="sw_KE" w:bidi="sw_KE"/>
+        </w:rPr>
+        <w:t xml:space="preserve">(Tazama pia: </w:t>
+      </w:r>
+      <w:r>
+        <w:rPr>
+          <w:lang w:val="sw_KE" w:bidi="sw_KE"/>
+        </w:rPr>
+        <w:t>mtume</w:t>
+      </w:r>
+      <w:r>
+        <w:rPr>
+          <w:lang w:val="sw_KE" w:bidi="sw_KE"/>
+        </w:rPr>
+        <w:t xml:space="preserve">, </w:t>
+      </w:r>
+      <w:r>
+        <w:rPr>
+          <w:lang w:val="sw_KE" w:bidi="sw_KE"/>
+        </w:rPr>
+        <w:t>amini</w:t>
+      </w:r>
+      <w:r>
+        <w:rPr>
+          <w:lang w:val="sw_KE" w:bidi="sw_KE"/>
+        </w:rPr>
+        <w:t xml:space="preserve">, </w:t>
+      </w:r>
+      <w:r>
+        <w:rPr>
+          <w:lang w:val="sw_KE" w:bidi="sw_KE"/>
+        </w:rPr>
+        <w:t>Yesu</w:t>
+      </w:r>
+      <w:r>
+        <w:rPr>
+          <w:lang w:val="sw_KE" w:bidi="sw_KE"/>
+        </w:rPr>
+        <w:t xml:space="preserve">, </w:t>
+      </w:r>
+      <w:r>
+        <w:rPr>
+          <w:lang w:val="sw_KE" w:bidi="sw_KE"/>
+        </w:rPr>
+        <w:t>Yohana (Mbatizaji)</w:t>
+      </w:r>
+      <w:r>
+        <w:rPr>
+          <w:lang w:val="sw_KE" w:bidi="sw_KE"/>
+        </w:rPr>
+        <w:t xml:space="preserve">, </w:t>
+      </w:r>
+      <w:r>
+        <w:rPr>
+          <w:lang w:val="sw_KE" w:bidi="sw_KE"/>
+        </w:rPr>
+        <w:t>wale kumi na wawili</w:t>
+      </w:r>
+      <w:r>
+        <w:rPr>
+          <w:lang w:val="sw_KE" w:bidi="sw_KE"/>
+        </w:rPr>
+        <w:t>)</w:t>
+      </w:r>
+    </w:p>
+    <w:p>
+      <w:pPr>
+        <w:pStyle w:val="Heading3"/>
+      </w:pPr>
+      <w:r>
+        <w:rPr>
+          <w:lang w:val="sw_KE" w:bidi="sw_KE"/>
+        </w:rPr>
+        <w:t>Marejeleo ya Biblia:</w:t>
+      </w:r>
+    </w:p>
+    <w:p>
+      <w:pPr>
+        <w:pStyle w:val="ListBullet"/>
+        <w:spacing w:line="240" w:lineRule="auto"/>
+        <w:ind w:left="720"/>
+      </w:pPr>
+      <w:r>
+        <w:rPr>
+          <w:lang w:val="sw_KE" w:bidi="sw_KE"/>
+        </w:rPr>
+      </w:r>
+      <w:hyperlink r:id="rId768">
+        <w:r>
+          <w:rPr>
+            <w:lang w:val="sw_KE" w:bidi="sw_KE"/>
+          </w:rPr>
+          <w:rPr>
+            <w:color w:val="0000EE"/>
+            <w:u w:val="single"/>
+          </w:rPr>
+          <w:t>Matendo 6:1</w:t>
+        </w:r>
+      </w:hyperlink>
+    </w:p>
+    <w:p>
+      <w:pPr>
+        <w:pStyle w:val="ListBullet"/>
+        <w:spacing w:line="240" w:lineRule="auto"/>
+        <w:ind w:left="720"/>
+      </w:pPr>
+      <w:r>
+        <w:rPr>
+          <w:lang w:val="sw_KE" w:bidi="sw_KE"/>
+        </w:rPr>
+      </w:r>
+      <w:hyperlink r:id="rId769">
+        <w:r>
+          <w:rPr>
+            <w:lang w:val="sw_KE" w:bidi="sw_KE"/>
+          </w:rPr>
+          <w:rPr>
+            <w:color w:val="0000EE"/>
+            <w:u w:val="single"/>
+          </w:rPr>
+          <w:t>Matendo 9:26–27</w:t>
+        </w:r>
+      </w:hyperlink>
+    </w:p>
+    <w:p>
+      <w:pPr>
+        <w:pStyle w:val="ListBullet"/>
+        <w:spacing w:line="240" w:lineRule="auto"/>
+        <w:ind w:left="720"/>
+      </w:pPr>
+      <w:r>
+        <w:rPr>
+          <w:lang w:val="sw_KE" w:bidi="sw_KE"/>
+        </w:rPr>
+      </w:r>
+      <w:hyperlink r:id="rId418">
+        <w:r>
+          <w:rPr>
+            <w:lang w:val="sw_KE" w:bidi="sw_KE"/>
+          </w:rPr>
+          <w:rPr>
+            <w:color w:val="0000EE"/>
+            <w:u w:val="single"/>
+          </w:rPr>
+          <w:t>Matendo 11:26</w:t>
+        </w:r>
+      </w:hyperlink>
+    </w:p>
+    <w:p>
+      <w:pPr>
+        <w:pStyle w:val="ListBullet"/>
+        <w:spacing w:line="240" w:lineRule="auto"/>
+        <w:ind w:left="720"/>
+      </w:pPr>
+      <w:r>
+        <w:rPr>
+          <w:lang w:val="sw_KE" w:bidi="sw_KE"/>
+        </w:rPr>
+      </w:r>
+      <w:hyperlink r:id="rId770">
+        <w:r>
+          <w:rPr>
+            <w:lang w:val="sw_KE" w:bidi="sw_KE"/>
+          </w:rPr>
+          <w:rPr>
+            <w:color w:val="0000EE"/>
+            <w:u w:val="single"/>
+          </w:rPr>
+          <w:t>Matendo 14:22</w:t>
+        </w:r>
+      </w:hyperlink>
+    </w:p>
+    <w:p>
+      <w:pPr>
+        <w:pStyle w:val="ListBullet"/>
+        <w:spacing w:line="240" w:lineRule="auto"/>
+        <w:ind w:left="720"/>
+      </w:pPr>
+      <w:r>
+        <w:rPr>
+          <w:lang w:val="sw_KE" w:bidi="sw_KE"/>
+        </w:rPr>
+      </w:r>
+      <w:hyperlink r:id="rId771">
+        <w:r>
+          <w:rPr>
+            <w:lang w:val="sw_KE" w:bidi="sw_KE"/>
+          </w:rPr>
+          <w:rPr>
+            <w:color w:val="0000EE"/>
+            <w:u w:val="single"/>
+          </w:rPr>
+          <w:t>Yohana 13:23</w:t>
+        </w:r>
+      </w:hyperlink>
+    </w:p>
+    <w:p>
+      <w:pPr>
+        <w:pStyle w:val="ListBullet"/>
+        <w:spacing w:line="240" w:lineRule="auto"/>
+        <w:ind w:left="720"/>
+      </w:pPr>
+      <w:r>
+        <w:rPr>
+          <w:lang w:val="sw_KE" w:bidi="sw_KE"/>
+        </w:rPr>
+      </w:r>
+      <w:hyperlink r:id="rId723">
+        <w:r>
+          <w:rPr>
+            <w:lang w:val="sw_KE" w:bidi="sw_KE"/>
+          </w:rPr>
+          <w:rPr>
+            <w:color w:val="0000EE"/>
+            <w:u w:val="single"/>
+          </w:rPr>
+          <w:t>Luka 6:40</w:t>
+        </w:r>
+      </w:hyperlink>
+    </w:p>
+    <w:p>
+      <w:pPr>
+        <w:pStyle w:val="ListBullet"/>
+        <w:spacing w:line="240" w:lineRule="auto"/>
+        <w:ind w:left="720"/>
+      </w:pPr>
+      <w:r>
+        <w:rPr>
+          <w:lang w:val="sw_KE" w:bidi="sw_KE"/>
+        </w:rPr>
+      </w:r>
+      <w:hyperlink r:id="rId772">
+        <w:r>
+          <w:rPr>
+            <w:lang w:val="sw_KE" w:bidi="sw_KE"/>
+          </w:rPr>
+          <w:rPr>
+            <w:color w:val="0000EE"/>
+            <w:u w:val="single"/>
+          </w:rPr>
+          <w:t>Mathayo 11:3</w:t>
+        </w:r>
+      </w:hyperlink>
+    </w:p>
+    <w:p>
+      <w:pPr>
+        <w:pStyle w:val="ListBullet"/>
+        <w:spacing w:line="240" w:lineRule="auto"/>
+        <w:ind w:left="720"/>
+      </w:pPr>
+      <w:r>
+        <w:rPr>
+          <w:lang w:val="sw_KE" w:bidi="sw_KE"/>
+        </w:rPr>
+      </w:r>
+      <w:hyperlink r:id="rId773">
+        <w:r>
+          <w:rPr>
+            <w:lang w:val="sw_KE" w:bidi="sw_KE"/>
+          </w:rPr>
+          <w:rPr>
+            <w:color w:val="0000EE"/>
+            <w:u w:val="single"/>
+          </w:rPr>
+          <w:t>Mathayo 26:33–35</w:t>
+        </w:r>
+      </w:hyperlink>
+    </w:p>
+    <w:p>
+      <w:pPr>
+        <w:pStyle w:val="ListBullet"/>
+        <w:spacing w:line="240" w:lineRule="auto"/>
+        <w:ind w:left="720"/>
+      </w:pPr>
+      <w:r>
+        <w:rPr>
+          <w:lang w:val="sw_KE" w:bidi="sw_KE"/>
+        </w:rPr>
+      </w:r>
+      <w:hyperlink r:id="rId774">
+        <w:r>
+          <w:rPr>
+            <w:lang w:val="sw_KE" w:bidi="sw_KE"/>
+          </w:rPr>
+          <w:rPr>
+            <w:color w:val="0000EE"/>
+            <w:u w:val="single"/>
+          </w:rPr>
+          <w:t>Mathayo 27:64</w:t>
+        </w:r>
+      </w:hyperlink>
+    </w:p>
+    <w:p>
+      <w:pPr>
+        <w:pStyle w:val="Heading3"/>
+      </w:pPr>
+      <w:r>
+        <w:rPr>
+          <w:lang w:val="sw_KE" w:bidi="sw_KE"/>
+        </w:rPr>
+        <w:t>Mifano kutoka kwa hadithi za Biblia:</w:t>
+      </w:r>
+    </w:p>
+    <w:p>
+      <w:pPr>
+        <w:pStyle w:val="ListBullet"/>
+        <w:spacing w:line="240" w:lineRule="auto"/>
+        <w:ind w:left="720"/>
+      </w:pPr>
+      <w:r>
+        <w:rPr>
+          <w:lang w:val="sw_KE" w:bidi="sw_KE"/>
+        </w:rPr>
+      </w:r>
+      <w:r>
+        <w:rPr>
+          <w:b/>
+          <w:lang w:val="sw_KE" w:bidi="sw_KE"/>
+        </w:rPr>
+        <w:t>30:8</w:t>
+      </w:r>
+      <w:r>
+        <w:rPr>
+          <w:lang w:val="sw_KE" w:bidi="sw_KE"/>
+        </w:rPr>
+        <w:t xml:space="preserve"> Yeye (Yesu) aliwapa wanafunzi wake vipande ili wawape watu. Wanafunzi waliendelea kugawa chakula, na hakikuisha!</w:t>
+      </w:r>
+    </w:p>
+    <w:p>
+      <w:pPr>
+        <w:pStyle w:val="ListBullet"/>
+        <w:spacing w:line="240" w:lineRule="auto"/>
+        <w:ind w:left="720"/>
+      </w:pPr>
+      <w:r>
+        <w:rPr>
+          <w:lang w:val="sw_KE" w:bidi="sw_KE"/>
+        </w:rPr>
+      </w:r>
+      <w:r>
+        <w:rPr>
+          <w:b/>
+          <w:lang w:val="sw_KE" w:bidi="sw_KE"/>
+        </w:rPr>
+        <w:t>38:1</w:t>
+      </w:r>
+      <w:r>
+        <w:rPr>
+          <w:lang w:val="sw_KE" w:bidi="sw_KE"/>
+        </w:rPr>
+        <w:t xml:space="preserve"> Takriban miaka mitatu baada ya Yesu kuanza kuhubiri na kufundisha hadharani, Yesu aliwaambia </w:t>
+      </w:r>
+      <w:r>
+        <w:rPr>
+          <w:b/>
+          <w:lang w:val="sw_KE" w:bidi="sw_KE"/>
+        </w:rPr>
+        <w:t>wanafunzi</w:t>
+      </w:r>
+      <w:r>
+        <w:rPr>
+          <w:lang w:val="sw_KE" w:bidi="sw_KE"/>
+        </w:rPr>
+        <w:t xml:space="preserve"> wake kwamba alitaka kusherehekea Pasaka hii pamoja nao Yerusalemu, na kwamba angeuawa huko.</w:t>
+      </w:r>
+    </w:p>
+    <w:p>
+      <w:pPr>
+        <w:pStyle w:val="ListBullet"/>
+        <w:spacing w:line="240" w:lineRule="auto"/>
+        <w:ind w:left="720"/>
+      </w:pPr>
+      <w:r>
+        <w:rPr>
+          <w:lang w:val="sw_KE" w:bidi="sw_KE"/>
+        </w:rPr>
+      </w:r>
+      <w:r>
+        <w:rPr>
+          <w:b/>
+          <w:lang w:val="sw_KE" w:bidi="sw_KE"/>
+        </w:rPr>
+        <w:t>38:11</w:t>
+      </w:r>
+      <w:r>
+        <w:rPr>
+          <w:lang w:val="sw_KE" w:bidi="sw_KE"/>
+        </w:rPr>
+        <w:t xml:space="preserve"> Kisha Yesu alienda na </w:t>
+      </w:r>
+      <w:r>
+        <w:rPr>
+          <w:b/>
+          <w:lang w:val="sw_KE" w:bidi="sw_KE"/>
+        </w:rPr>
+        <w:t>wanafunzi</w:t>
+      </w:r>
+      <w:r>
+        <w:rPr>
+          <w:lang w:val="sw_KE" w:bidi="sw_KE"/>
+        </w:rPr>
+        <w:t xml:space="preserve"> wake mahali paitwapo Gethsemane. Yesu aliwaambia </w:t>
+      </w:r>
+      <w:r>
+        <w:rPr>
+          <w:b/>
+          <w:lang w:val="sw_KE" w:bidi="sw_KE"/>
+        </w:rPr>
+        <w:t>wanafunzi</w:t>
+      </w:r>
+      <w:r>
+        <w:rPr>
+          <w:lang w:val="sw_KE" w:bidi="sw_KE"/>
+        </w:rPr>
+        <w:t xml:space="preserve"> wake waombe ili wasije wakaingia kwenye majaribu.</w:t>
+      </w:r>
+    </w:p>
+    <w:p>
+      <w:pPr>
+        <w:pStyle w:val="ListBullet"/>
+        <w:spacing w:line="240" w:lineRule="auto"/>
+        <w:ind w:left="720"/>
+      </w:pPr>
+      <w:r>
+        <w:rPr>
+          <w:lang w:val="sw_KE" w:bidi="sw_KE"/>
+        </w:rPr>
+      </w:r>
+      <w:r>
+        <w:rPr>
+          <w:b/>
+          <w:lang w:val="sw_KE" w:bidi="sw_KE"/>
+        </w:rPr>
+        <w:t>42:10</w:t>
+      </w:r>
+      <w:r>
+        <w:rPr>
+          <w:lang w:val="sw_KE" w:bidi="sw_KE"/>
+        </w:rPr>
+        <w:t xml:space="preserve"> Yesu aliwaambia </w:t>
+      </w:r>
+      <w:r>
+        <w:rPr>
+          <w:b/>
+          <w:lang w:val="sw_KE" w:bidi="sw_KE"/>
+        </w:rPr>
+        <w:t>wanafunzi</w:t>
+      </w:r>
+      <w:r>
+        <w:rPr>
+          <w:lang w:val="sw_KE" w:bidi="sw_KE"/>
+        </w:rPr>
+        <w:t xml:space="preserve"> wake, “Mamlaka yote mbinguni na duniani nimepewa mimi. Kwa hiyo nendeni, mkawafanye makundi ya watu kuwa wanafunzi kwa kuwabatiza kwa jina la Baba, Mwana, na Roho Mtakatifu, na kwa kuwafundisha kutii yote niliyowaamuru.”</w:t>
+      </w:r>
+    </w:p>
+    <w:p>
+      <w:pPr>
+        <w:pStyle w:val="Heading3"/>
+      </w:pPr>
+      <w:r>
+        <w:rPr>
+          <w:lang w:val="sw_KE" w:bidi="sw_KE"/>
+        </w:rPr>
+        <w:t>Data ya Neno:</w:t>
+      </w:r>
+    </w:p>
+    <w:p>
+      <w:pPr>
+        <w:pStyle w:val="ListBullet"/>
+        <w:spacing w:line="240" w:lineRule="auto"/>
+        <w:ind w:left="720"/>
+      </w:pPr>
+      <w:r>
+        <w:rPr>
+          <w:lang w:val="sw_KE" w:bidi="sw_KE"/>
+        </w:rPr>
+      </w:r>
+      <w:r>
+        <w:rPr>
+          <w:lang w:val="sw_KE" w:bidi="sw_KE"/>
+        </w:rPr>
+        <w:t>Strong's: H3928, G31000, G31010, G31020</w:t>
+      </w:r>
+      <w:r>
+        <w:rPr>
+          <w:lang w:val="sw_KE" w:bidi="sw_KE"/>
+        </w:rPr>
+      </w:r>
+      <w:r>
+        <w:rPr>
+          <w:lang w:val="sw_KE" w:bidi="sw_KE"/>
+        </w:rPr>
+      </w:r>
+    </w:p>
+    <w:p>
+      <w:pPr/>
+      <w:r>
+        <w:rPr>
+          <w:lang w:val="sw_KE" w:bidi="sw_KE"/>
+        </w:rPr>
+      </w:r>
+    </w:p>
+    <w:p>
+      <w:pPr>
+        <w:pStyle w:val="Heading2"/>
+      </w:pPr>
+      <w:r>
+        <w:rPr>
+          <w:lang w:val="sw_KE" w:bidi="sw_KE"/>
+        </w:rPr>
         <w:t>Mwana-kondoo</w:t>
       </w:r>
       <w:r>
@@ -59720,7 +60762,7 @@
           <w:lang w:val="sw_KE" w:bidi="sw_KE"/>
         </w:rPr>
       </w:r>
-      <w:hyperlink r:id="rId764">
+      <w:hyperlink r:id="rId775">
         <w:r>
           <w:rPr>
             <w:lang w:val="sw_KE" w:bidi="sw_KE"/>
@@ -59744,7 +60786,7 @@
           <w:lang w:val="sw_KE" w:bidi="sw_KE"/>
         </w:rPr>
       </w:r>
-      <w:hyperlink r:id="rId765">
+      <w:hyperlink r:id="rId776">
         <w:r>
           <w:rPr>
             <w:lang w:val="sw_KE" w:bidi="sw_KE"/>
@@ -59769,7 +60811,7 @@
         </w:rPr>
         <w:br/>
       </w:r>
-      <w:hyperlink r:id="rId766">
+      <w:hyperlink r:id="rId777">
         <w:r>
           <w:rPr>
             <w:lang w:val="sw_KE" w:bidi="sw_KE"/>
@@ -59781,7 +60823,7 @@
           <w:t>Isaya 66:3</w:t>
         </w:r>
       </w:hyperlink>
-      <w:hyperlink r:id="rId767">
+      <w:hyperlink r:id="rId778">
         <w:r>
           <w:rPr>
             <w:lang w:val="sw_KE" w:bidi="sw_KE"/>
@@ -59805,7 +60847,7 @@
           <w:lang w:val="sw_KE" w:bidi="sw_KE"/>
         </w:rPr>
       </w:r>
-      <w:hyperlink r:id="rId768">
+      <w:hyperlink r:id="rId779">
         <w:r>
           <w:rPr>
             <w:lang w:val="sw_KE" w:bidi="sw_KE"/>
@@ -59829,7 +60871,7 @@
           <w:lang w:val="sw_KE" w:bidi="sw_KE"/>
         </w:rPr>
       </w:r>
-      <w:hyperlink r:id="rId769">
+      <w:hyperlink r:id="rId780">
         <w:r>
           <w:rPr>
             <w:lang w:val="sw_KE" w:bidi="sw_KE"/>
@@ -59853,7 +60895,7 @@
           <w:lang w:val="sw_KE" w:bidi="sw_KE"/>
         </w:rPr>
       </w:r>
-      <w:hyperlink r:id="rId770">
+      <w:hyperlink r:id="rId781">
         <w:r>
           <w:rPr>
             <w:lang w:val="sw_KE" w:bidi="sw_KE"/>
@@ -59877,7 +60919,7 @@
           <w:lang w:val="sw_KE" w:bidi="sw_KE"/>
         </w:rPr>
       </w:r>
-      <w:hyperlink r:id="rId771">
+      <w:hyperlink r:id="rId782">
         <w:r>
           <w:rPr>
             <w:lang w:val="sw_KE" w:bidi="sw_KE"/>
@@ -59925,7 +60967,7 @@
           <w:lang w:val="sw_KE" w:bidi="sw_KE"/>
         </w:rPr>
       </w:r>
-      <w:hyperlink r:id="rId772">
+      <w:hyperlink r:id="rId783">
         <w:r>
           <w:rPr>
             <w:lang w:val="sw_KE" w:bidi="sw_KE"/>
@@ -60217,1048 +61259,6 @@
           <w:lang w:val="sw_KE" w:bidi="sw_KE"/>
         </w:rPr>
         <w:t>Strong's: H7716, G07210, G23160</w:t>
-      </w:r>
-      <w:r>
-        <w:rPr>
-          <w:lang w:val="sw_KE" w:bidi="sw_KE"/>
-        </w:rPr>
-      </w:r>
-      <w:r>
-        <w:rPr>
-          <w:lang w:val="sw_KE" w:bidi="sw_KE"/>
-        </w:rPr>
-      </w:r>
-    </w:p>
-    <w:p>
-      <w:pPr/>
-      <w:r>
-        <w:rPr>
-          <w:lang w:val="sw_KE" w:bidi="sw_KE"/>
-        </w:rPr>
-      </w:r>
-    </w:p>
-    <w:p>
-      <w:pPr>
-        <w:pStyle w:val="Heading2"/>
-      </w:pPr>
-      <w:r>
-        <w:rPr>
-          <w:lang w:val="sw_KE" w:bidi="sw_KE"/>
-        </w:rPr>
-        <w:t>Mwanachama</w:t>
-      </w:r>
-      <w:r>
-        <w:rPr>
-          <w:lang w:val="sw_KE" w:bidi="sw_KE"/>
-        </w:rPr>
-      </w:r>
-    </w:p>
-    <w:p>
-      <w:pPr>
-        <w:pStyle w:val="Heading3"/>
-      </w:pPr>
-      <w:r>
-        <w:rPr>
-          <w:lang w:val="sw_KE" w:bidi="sw_KE"/>
-        </w:rPr>
-        <w:t>Ufafanuzi:</w:t>
-      </w:r>
-    </w:p>
-    <w:p>
-      <w:pPr/>
-      <w:r>
-        <w:rPr>
-          <w:lang w:val="sw_KE" w:bidi="sw_KE"/>
-        </w:rPr>
-      </w:r>
-      <w:r>
-        <w:rPr>
-          <w:lang w:val="sw_KE" w:bidi="sw_KE"/>
-        </w:rPr>
-        <w:t>Neno "mwanachama" linamaanisha sehemu moja ya mwili au kundi tata.</w:t>
-      </w:r>
-    </w:p>
-    <w:p>
-      <w:pPr>
-        <w:pStyle w:val="ListBullet"/>
-        <w:spacing w:line="240" w:lineRule="auto"/>
-        <w:ind w:left="720"/>
-      </w:pPr>
-      <w:r>
-        <w:rPr>
-          <w:lang w:val="sw_KE" w:bidi="sw_KE"/>
-        </w:rPr>
-      </w:r>
-      <w:r>
-        <w:rPr>
-          <w:lang w:val="sw_KE" w:bidi="sw_KE"/>
-        </w:rPr>
-        <w:t>Agano Jipya linaelezea Wakristo kama "wanachama" wa mwili wa Kristo. Waumini katika Kristo ni sehemu ya kundi ambalo lina wanachama wengi.</w:t>
-      </w:r>
-    </w:p>
-    <w:p>
-      <w:pPr>
-        <w:pStyle w:val="ListBullet"/>
-        <w:spacing w:line="240" w:lineRule="auto"/>
-        <w:ind w:left="720"/>
-      </w:pPr>
-      <w:r>
-        <w:rPr>
-          <w:lang w:val="sw_KE" w:bidi="sw_KE"/>
-        </w:rPr>
-      </w:r>
-      <w:r>
-        <w:rPr>
-          <w:lang w:val="sw_KE" w:bidi="sw_KE"/>
-        </w:rPr>
-        <w:t>Yesu Kristo ni "kichwa" cha mwili na waumini binafsi hufanya kazi kama viungo vya mwili. Roho Mtakatifu humpa kila kiungo cha mwili jukumu maalum kusaidia mwili mzima kufanya kazi vizuri.</w:t>
-      </w:r>
-    </w:p>
-    <w:p>
-      <w:pPr>
-        <w:pStyle w:val="ListBullet"/>
-        <w:spacing w:line="240" w:lineRule="auto"/>
-        <w:ind w:left="720"/>
-      </w:pPr>
-      <w:r>
-        <w:rPr>
-          <w:lang w:val="sw_KE" w:bidi="sw_KE"/>
-        </w:rPr>
-      </w:r>
-      <w:r>
-        <w:rPr>
-          <w:lang w:val="sw_KE" w:bidi="sw_KE"/>
-        </w:rPr>
-        <w:t>Watu wanaoshiriki katika makundi kama Baraza la Wayahudi na Mafarisayo pia huitwa “wanachama” wa makundi haya.</w:t>
-      </w:r>
-    </w:p>
-    <w:p>
-      <w:pPr/>
-      <w:r>
-        <w:rPr>
-          <w:lang w:val="sw_KE" w:bidi="sw_KE"/>
-        </w:rPr>
-      </w:r>
-      <w:r>
-        <w:rPr>
-          <w:lang w:val="sw_KE" w:bidi="sw_KE"/>
-        </w:rPr>
-        <w:t xml:space="preserve">(Tazama pia: </w:t>
-      </w:r>
-      <w:r>
-        <w:rPr>
-          <w:lang w:val="sw_KE" w:bidi="sw_KE"/>
-        </w:rPr>
-        <w:t>mwili</w:t>
-      </w:r>
-      <w:r>
-        <w:rPr>
-          <w:lang w:val="sw_KE" w:bidi="sw_KE"/>
-        </w:rPr>
-        <w:t xml:space="preserve">, </w:t>
-      </w:r>
-      <w:r>
-        <w:rPr>
-          <w:lang w:val="sw_KE" w:bidi="sw_KE"/>
-        </w:rPr>
-        <w:t>Farisayo</w:t>
-      </w:r>
-      <w:r>
-        <w:rPr>
-          <w:lang w:val="sw_KE" w:bidi="sw_KE"/>
-        </w:rPr>
-        <w:t xml:space="preserve">, </w:t>
-      </w:r>
-      <w:r>
-        <w:rPr>
-          <w:lang w:val="sw_KE" w:bidi="sw_KE"/>
-        </w:rPr>
-        <w:t>baraza</w:t>
-      </w:r>
-      <w:r>
-        <w:rPr>
-          <w:lang w:val="sw_KE" w:bidi="sw_KE"/>
-        </w:rPr>
-        <w:t>)</w:t>
-      </w:r>
-    </w:p>
-    <w:p>
-      <w:pPr>
-        <w:pStyle w:val="Heading3"/>
-      </w:pPr>
-      <w:r>
-        <w:rPr>
-          <w:lang w:val="sw_KE" w:bidi="sw_KE"/>
-        </w:rPr>
-        <w:t>Marejeleo ya Biblia:</w:t>
-      </w:r>
-    </w:p>
-    <w:p>
-      <w:pPr>
-        <w:pStyle w:val="ListBullet"/>
-        <w:spacing w:line="240" w:lineRule="auto"/>
-        <w:ind w:left="720"/>
-      </w:pPr>
-      <w:r>
-        <w:rPr>
-          <w:lang w:val="sw_KE" w:bidi="sw_KE"/>
-        </w:rPr>
-      </w:r>
-      <w:hyperlink r:id="rId773">
-        <w:r>
-          <w:rPr>
-            <w:lang w:val="sw_KE" w:bidi="sw_KE"/>
-          </w:rPr>
-          <w:rPr>
-            <w:color w:val="0000EE"/>
-            <w:u w:val="single"/>
-          </w:rPr>
-          <w:t>1 Wakorintho 6:15</w:t>
-        </w:r>
-      </w:hyperlink>
-    </w:p>
-    <w:p>
-      <w:pPr>
-        <w:pStyle w:val="ListBullet"/>
-        <w:spacing w:line="240" w:lineRule="auto"/>
-        <w:ind w:left="720"/>
-      </w:pPr>
-      <w:r>
-        <w:rPr>
-          <w:lang w:val="sw_KE" w:bidi="sw_KE"/>
-        </w:rPr>
-      </w:r>
-      <w:hyperlink r:id="rId774">
-        <w:r>
-          <w:rPr>
-            <w:lang w:val="sw_KE" w:bidi="sw_KE"/>
-          </w:rPr>
-          <w:rPr>
-            <w:color w:val="0000EE"/>
-            <w:u w:val="single"/>
-          </w:rPr>
-          <w:t>1 Wakorintho 12:14–17</w:t>
-        </w:r>
-      </w:hyperlink>
-    </w:p>
-    <w:p>
-      <w:pPr>
-        <w:pStyle w:val="ListBullet"/>
-        <w:spacing w:line="240" w:lineRule="auto"/>
-        <w:ind w:left="720"/>
-      </w:pPr>
-      <w:r>
-        <w:rPr>
-          <w:lang w:val="sw_KE" w:bidi="sw_KE"/>
-        </w:rPr>
-      </w:r>
-      <w:hyperlink r:id="rId775">
-        <w:r>
-          <w:rPr>
-            <w:lang w:val="sw_KE" w:bidi="sw_KE"/>
-          </w:rPr>
-          <w:rPr>
-            <w:color w:val="0000EE"/>
-            <w:u w:val="single"/>
-          </w:rPr>
-          <w:t>Hesabu 16:2</w:t>
-        </w:r>
-      </w:hyperlink>
-    </w:p>
-    <w:p>
-      <w:pPr>
-        <w:pStyle w:val="ListBullet"/>
-        <w:spacing w:line="240" w:lineRule="auto"/>
-        <w:ind w:left="720"/>
-      </w:pPr>
-      <w:r>
-        <w:rPr>
-          <w:lang w:val="sw_KE" w:bidi="sw_KE"/>
-        </w:rPr>
-      </w:r>
-      <w:hyperlink r:id="rId776">
-        <w:r>
-          <w:rPr>
-            <w:lang w:val="sw_KE" w:bidi="sw_KE"/>
-          </w:rPr>
-          <w:rPr>
-            <w:color w:val="0000EE"/>
-            <w:u w:val="single"/>
-          </w:rPr>
-          <w:t>Warumi 12:5</w:t>
-        </w:r>
-      </w:hyperlink>
-    </w:p>
-    <w:p>
-      <w:pPr>
-        <w:pStyle w:val="Heading3"/>
-      </w:pPr>
-      <w:r>
-        <w:rPr>
-          <w:lang w:val="sw_KE" w:bidi="sw_KE"/>
-        </w:rPr>
-        <w:t>Data ya Neno:</w:t>
-      </w:r>
-    </w:p>
-    <w:p>
-      <w:pPr>
-        <w:pStyle w:val="ListBullet"/>
-        <w:spacing w:line="240" w:lineRule="auto"/>
-        <w:ind w:left="720"/>
-      </w:pPr>
-      <w:r>
-        <w:rPr>
-          <w:lang w:val="sw_KE" w:bidi="sw_KE"/>
-        </w:rPr>
-      </w:r>
-      <w:r>
-        <w:rPr>
-          <w:lang w:val="sw_KE" w:bidi="sw_KE"/>
-        </w:rPr>
-        <w:t>Strong's: H1004, H1121, H3338, H5315, H8212, G10100, G31960, G36090</w:t>
-      </w:r>
-      <w:r>
-        <w:rPr>
-          <w:lang w:val="sw_KE" w:bidi="sw_KE"/>
-        </w:rPr>
-      </w:r>
-      <w:r>
-        <w:rPr>
-          <w:lang w:val="sw_KE" w:bidi="sw_KE"/>
-        </w:rPr>
-      </w:r>
-    </w:p>
-    <w:p>
-      <w:pPr/>
-      <w:r>
-        <w:rPr>
-          <w:lang w:val="sw_KE" w:bidi="sw_KE"/>
-        </w:rPr>
-      </w:r>
-    </w:p>
-    <w:p>
-      <w:pPr>
-        <w:pStyle w:val="Heading2"/>
-      </w:pPr>
-      <w:r>
-        <w:rPr>
-          <w:lang w:val="sw_KE" w:bidi="sw_KE"/>
-        </w:rPr>
-        <w:t>Mwanafunzi</w:t>
-      </w:r>
-      <w:r>
-        <w:rPr>
-          <w:lang w:val="sw_KE" w:bidi="sw_KE"/>
-        </w:rPr>
-      </w:r>
-    </w:p>
-    <w:p>
-      <w:pPr>
-        <w:pStyle w:val="Heading3"/>
-      </w:pPr>
-      <w:r>
-        <w:rPr>
-          <w:lang w:val="sw_KE" w:bidi="sw_KE"/>
-        </w:rPr>
-        <w:t>Ufafanuzi:</w:t>
-      </w:r>
-    </w:p>
-    <w:p>
-      <w:pPr/>
-      <w:r>
-        <w:rPr>
-          <w:lang w:val="sw_KE" w:bidi="sw_KE"/>
-        </w:rPr>
-      </w:r>
-      <w:r>
-        <w:rPr>
-          <w:lang w:val="sw_KE" w:bidi="sw_KE"/>
-        </w:rPr>
-        <w:t>Neno "mwanafunzi" linamaanisha mtu anayekaa muda mwingi na mwalimu, akijifunza kutoka kwa tabia na mafundisho ya mwalimu huyo.</w:t>
-      </w:r>
-    </w:p>
-    <w:p>
-      <w:pPr>
-        <w:pStyle w:val="ListBullet"/>
-        <w:spacing w:line="240" w:lineRule="auto"/>
-        <w:ind w:left="720"/>
-      </w:pPr>
-      <w:r>
-        <w:rPr>
-          <w:lang w:val="sw_KE" w:bidi="sw_KE"/>
-        </w:rPr>
-      </w:r>
-      <w:r>
-        <w:rPr>
-          <w:lang w:val="sw_KE" w:bidi="sw_KE"/>
-        </w:rPr>
-        <w:t>Watu waliomfuata Yesu, wakisikiliza mafundisho yake na kuyatii, waliitwa "wanafunzi" wake.</w:t>
-      </w:r>
-    </w:p>
-    <w:p>
-      <w:pPr>
-        <w:pStyle w:val="ListBullet"/>
-        <w:spacing w:line="240" w:lineRule="auto"/>
-        <w:ind w:left="720"/>
-      </w:pPr>
-      <w:r>
-        <w:rPr>
-          <w:lang w:val="sw_KE" w:bidi="sw_KE"/>
-        </w:rPr>
-      </w:r>
-      <w:r>
-        <w:rPr>
-          <w:lang w:val="sw_KE" w:bidi="sw_KE"/>
-        </w:rPr>
-        <w:t>Yohana Mbatizaji pia alikuwa na wanafunzi.</w:t>
-      </w:r>
-    </w:p>
-    <w:p>
-      <w:pPr>
-        <w:pStyle w:val="ListBullet"/>
-        <w:spacing w:line="240" w:lineRule="auto"/>
-        <w:ind w:left="720"/>
-      </w:pPr>
-      <w:r>
-        <w:rPr>
-          <w:lang w:val="sw_KE" w:bidi="sw_KE"/>
-        </w:rPr>
-      </w:r>
-      <w:r>
-        <w:rPr>
-          <w:lang w:val="sw_KE" w:bidi="sw_KE"/>
-        </w:rPr>
-        <w:t>Wakati wa huduma ya Yesu, kulikuwa na wanafunzi wengi waliomfuata na kusikia mafundisho yake.</w:t>
-      </w:r>
-    </w:p>
-    <w:p>
-      <w:pPr>
-        <w:pStyle w:val="ListBullet"/>
-        <w:spacing w:line="240" w:lineRule="auto"/>
-        <w:ind w:left="720"/>
-      </w:pPr>
-      <w:r>
-        <w:rPr>
-          <w:lang w:val="sw_KE" w:bidi="sw_KE"/>
-        </w:rPr>
-      </w:r>
-      <w:r>
-        <w:rPr>
-          <w:lang w:val="sw_KE" w:bidi="sw_KE"/>
-        </w:rPr>
-        <w:t>Yesu alichagua wanafunzi kumi na wawili kuwa wafuasi wake wa karibu zaidi; watu hawa walijulikana kama "mitume" wake.</w:t>
-      </w:r>
-    </w:p>
-    <w:p>
-      <w:pPr>
-        <w:pStyle w:val="ListBullet"/>
-        <w:spacing w:line="240" w:lineRule="auto"/>
-        <w:ind w:left="720"/>
-      </w:pPr>
-      <w:r>
-        <w:rPr>
-          <w:lang w:val="sw_KE" w:bidi="sw_KE"/>
-        </w:rPr>
-      </w:r>
-      <w:r>
-        <w:rPr>
-          <w:lang w:val="sw_KE" w:bidi="sw_KE"/>
-        </w:rPr>
-        <w:t>Mitume kumi na wawili wa Yesu waliendelea kujulikana kama "wanafunzi" wake au "wale 12."</w:t>
-      </w:r>
-    </w:p>
-    <w:p>
-      <w:pPr>
-        <w:pStyle w:val="ListBullet"/>
-        <w:spacing w:line="240" w:lineRule="auto"/>
-        <w:ind w:left="720"/>
-      </w:pPr>
-      <w:r>
-        <w:rPr>
-          <w:lang w:val="sw_KE" w:bidi="sw_KE"/>
-        </w:rPr>
-      </w:r>
-      <w:r>
-        <w:rPr>
-          <w:lang w:val="sw_KE" w:bidi="sw_KE"/>
-        </w:rPr>
-        <w:t>Kabla tu Yesu kupaa mbinguni, aliwaamuru wanafunzi wake kuwafundisha watu wengine jinsi ya kuwa wanafunzi wa Yesu pia.</w:t>
-      </w:r>
-    </w:p>
-    <w:p>
-      <w:pPr>
-        <w:pStyle w:val="ListBullet"/>
-        <w:spacing w:line="240" w:lineRule="auto"/>
-        <w:ind w:left="720"/>
-      </w:pPr>
-      <w:r>
-        <w:rPr>
-          <w:lang w:val="sw_KE" w:bidi="sw_KE"/>
-        </w:rPr>
-      </w:r>
-      <w:r>
-        <w:rPr>
-          <w:lang w:val="sw_KE" w:bidi="sw_KE"/>
-        </w:rPr>
-        <w:t>Mtu yeyote anayemwamini Yesu na kutii mafundisho yake anaitwa mwanafunzi wa Yesu.</w:t>
-      </w:r>
-    </w:p>
-    <w:p>
-      <w:pPr>
-        <w:pStyle w:val="Heading3"/>
-      </w:pPr>
-      <w:r>
-        <w:rPr>
-          <w:lang w:val="sw_KE" w:bidi="sw_KE"/>
-        </w:rPr>
-        <w:t>Mapendekezo ya Tafsiri:</w:t>
-      </w:r>
-    </w:p>
-    <w:p>
-      <w:pPr>
-        <w:pStyle w:val="ListBullet"/>
-        <w:spacing w:line="240" w:lineRule="auto"/>
-        <w:ind w:left="720"/>
-      </w:pPr>
-      <w:r>
-        <w:rPr>
-          <w:lang w:val="sw_KE" w:bidi="sw_KE"/>
-        </w:rPr>
-      </w:r>
-      <w:r>
-        <w:rPr>
-          <w:lang w:val="sw_KE" w:bidi="sw_KE"/>
-        </w:rPr>
-        <w:t>Neno "mwanafunzi" linaweza kutafsiriwa kwa neno au kirai kinachomaanisha "mfuasi" au "mwenye kujifunza."</w:t>
-      </w:r>
-    </w:p>
-    <w:p>
-      <w:pPr>
-        <w:pStyle w:val="ListBullet"/>
-        <w:spacing w:line="240" w:lineRule="auto"/>
-        <w:ind w:left="720"/>
-      </w:pPr>
-      <w:r>
-        <w:rPr>
-          <w:lang w:val="sw_KE" w:bidi="sw_KE"/>
-        </w:rPr>
-      </w:r>
-      <w:r>
-        <w:rPr>
-          <w:lang w:val="sw_KE" w:bidi="sw_KE"/>
-        </w:rPr>
-        <w:t>Hakikisha kwamba tafsiri ya neno hili hairejelei tu mwanafunzi anayejifunza darasani.</w:t>
-      </w:r>
-    </w:p>
-    <w:p>
-      <w:pPr>
-        <w:pStyle w:val="ListBullet"/>
-        <w:spacing w:line="240" w:lineRule="auto"/>
-        <w:ind w:left="720"/>
-      </w:pPr>
-      <w:r>
-        <w:rPr>
-          <w:lang w:val="sw_KE" w:bidi="sw_KE"/>
-        </w:rPr>
-      </w:r>
-      <w:r>
-        <w:rPr>
-          <w:lang w:val="sw_KE" w:bidi="sw_KE"/>
-        </w:rPr>
-        <w:t>Tafsiri ya neno hili inapaswa pia kuwa tofauti na tafsiri ya "mtume."</w:t>
-      </w:r>
-    </w:p>
-    <w:p>
-      <w:pPr/>
-      <w:r>
-        <w:rPr>
-          <w:lang w:val="sw_KE" w:bidi="sw_KE"/>
-        </w:rPr>
-      </w:r>
-      <w:r>
-        <w:rPr>
-          <w:lang w:val="sw_KE" w:bidi="sw_KE"/>
-        </w:rPr>
-        <w:t xml:space="preserve">(Tazama pia: </w:t>
-      </w:r>
-      <w:r>
-        <w:rPr>
-          <w:lang w:val="sw_KE" w:bidi="sw_KE"/>
-        </w:rPr>
-        <w:t>mtume</w:t>
-      </w:r>
-      <w:r>
-        <w:rPr>
-          <w:lang w:val="sw_KE" w:bidi="sw_KE"/>
-        </w:rPr>
-        <w:t xml:space="preserve">, </w:t>
-      </w:r>
-      <w:r>
-        <w:rPr>
-          <w:lang w:val="sw_KE" w:bidi="sw_KE"/>
-        </w:rPr>
-        <w:t>amini</w:t>
-      </w:r>
-      <w:r>
-        <w:rPr>
-          <w:lang w:val="sw_KE" w:bidi="sw_KE"/>
-        </w:rPr>
-        <w:t xml:space="preserve">, </w:t>
-      </w:r>
-      <w:r>
-        <w:rPr>
-          <w:lang w:val="sw_KE" w:bidi="sw_KE"/>
-        </w:rPr>
-        <w:t>Yesu</w:t>
-      </w:r>
-      <w:r>
-        <w:rPr>
-          <w:lang w:val="sw_KE" w:bidi="sw_KE"/>
-        </w:rPr>
-        <w:t xml:space="preserve">, </w:t>
-      </w:r>
-      <w:r>
-        <w:rPr>
-          <w:lang w:val="sw_KE" w:bidi="sw_KE"/>
-        </w:rPr>
-        <w:t>Yohana (Mbatizaji)</w:t>
-      </w:r>
-      <w:r>
-        <w:rPr>
-          <w:lang w:val="sw_KE" w:bidi="sw_KE"/>
-        </w:rPr>
-        <w:t xml:space="preserve">, </w:t>
-      </w:r>
-      <w:r>
-        <w:rPr>
-          <w:lang w:val="sw_KE" w:bidi="sw_KE"/>
-        </w:rPr>
-        <w:t>wale kumi na wawili</w:t>
-      </w:r>
-      <w:r>
-        <w:rPr>
-          <w:lang w:val="sw_KE" w:bidi="sw_KE"/>
-        </w:rPr>
-        <w:t>)</w:t>
-      </w:r>
-    </w:p>
-    <w:p>
-      <w:pPr>
-        <w:pStyle w:val="Heading3"/>
-      </w:pPr>
-      <w:r>
-        <w:rPr>
-          <w:lang w:val="sw_KE" w:bidi="sw_KE"/>
-        </w:rPr>
-        <w:t>Marejeleo ya Biblia:</w:t>
-      </w:r>
-    </w:p>
-    <w:p>
-      <w:pPr>
-        <w:pStyle w:val="ListBullet"/>
-        <w:spacing w:line="240" w:lineRule="auto"/>
-        <w:ind w:left="720"/>
-      </w:pPr>
-      <w:r>
-        <w:rPr>
-          <w:lang w:val="sw_KE" w:bidi="sw_KE"/>
-        </w:rPr>
-      </w:r>
-      <w:hyperlink r:id="rId777">
-        <w:r>
-          <w:rPr>
-            <w:lang w:val="sw_KE" w:bidi="sw_KE"/>
-          </w:rPr>
-          <w:rPr>
-            <w:color w:val="0000EE"/>
-            <w:u w:val="single"/>
-          </w:rPr>
-          <w:t>Matendo 6:1</w:t>
-        </w:r>
-      </w:hyperlink>
-    </w:p>
-    <w:p>
-      <w:pPr>
-        <w:pStyle w:val="ListBullet"/>
-        <w:spacing w:line="240" w:lineRule="auto"/>
-        <w:ind w:left="720"/>
-      </w:pPr>
-      <w:r>
-        <w:rPr>
-          <w:lang w:val="sw_KE" w:bidi="sw_KE"/>
-        </w:rPr>
-      </w:r>
-      <w:hyperlink r:id="rId778">
-        <w:r>
-          <w:rPr>
-            <w:lang w:val="sw_KE" w:bidi="sw_KE"/>
-          </w:rPr>
-          <w:rPr>
-            <w:color w:val="0000EE"/>
-            <w:u w:val="single"/>
-          </w:rPr>
-          <w:t>Matendo 9:26–27</w:t>
-        </w:r>
-      </w:hyperlink>
-    </w:p>
-    <w:p>
-      <w:pPr>
-        <w:pStyle w:val="ListBullet"/>
-        <w:spacing w:line="240" w:lineRule="auto"/>
-        <w:ind w:left="720"/>
-      </w:pPr>
-      <w:r>
-        <w:rPr>
-          <w:lang w:val="sw_KE" w:bidi="sw_KE"/>
-        </w:rPr>
-      </w:r>
-      <w:hyperlink r:id="rId418">
-        <w:r>
-          <w:rPr>
-            <w:lang w:val="sw_KE" w:bidi="sw_KE"/>
-          </w:rPr>
-          <w:rPr>
-            <w:color w:val="0000EE"/>
-            <w:u w:val="single"/>
-          </w:rPr>
-          <w:t>Matendo 11:26</w:t>
-        </w:r>
-      </w:hyperlink>
-    </w:p>
-    <w:p>
-      <w:pPr>
-        <w:pStyle w:val="ListBullet"/>
-        <w:spacing w:line="240" w:lineRule="auto"/>
-        <w:ind w:left="720"/>
-      </w:pPr>
-      <w:r>
-        <w:rPr>
-          <w:lang w:val="sw_KE" w:bidi="sw_KE"/>
-        </w:rPr>
-      </w:r>
-      <w:hyperlink r:id="rId779">
-        <w:r>
-          <w:rPr>
-            <w:lang w:val="sw_KE" w:bidi="sw_KE"/>
-          </w:rPr>
-          <w:rPr>
-            <w:color w:val="0000EE"/>
-            <w:u w:val="single"/>
-          </w:rPr>
-          <w:t>Matendo 14:22</w:t>
-        </w:r>
-      </w:hyperlink>
-    </w:p>
-    <w:p>
-      <w:pPr>
-        <w:pStyle w:val="ListBullet"/>
-        <w:spacing w:line="240" w:lineRule="auto"/>
-        <w:ind w:left="720"/>
-      </w:pPr>
-      <w:r>
-        <w:rPr>
-          <w:lang w:val="sw_KE" w:bidi="sw_KE"/>
-        </w:rPr>
-      </w:r>
-      <w:hyperlink r:id="rId780">
-        <w:r>
-          <w:rPr>
-            <w:lang w:val="sw_KE" w:bidi="sw_KE"/>
-          </w:rPr>
-          <w:rPr>
-            <w:color w:val="0000EE"/>
-            <w:u w:val="single"/>
-          </w:rPr>
-          <w:t>Yohana 13:23</w:t>
-        </w:r>
-      </w:hyperlink>
-    </w:p>
-    <w:p>
-      <w:pPr>
-        <w:pStyle w:val="ListBullet"/>
-        <w:spacing w:line="240" w:lineRule="auto"/>
-        <w:ind w:left="720"/>
-      </w:pPr>
-      <w:r>
-        <w:rPr>
-          <w:lang w:val="sw_KE" w:bidi="sw_KE"/>
-        </w:rPr>
-      </w:r>
-      <w:hyperlink r:id="rId723">
-        <w:r>
-          <w:rPr>
-            <w:lang w:val="sw_KE" w:bidi="sw_KE"/>
-          </w:rPr>
-          <w:rPr>
-            <w:color w:val="0000EE"/>
-            <w:u w:val="single"/>
-          </w:rPr>
-          <w:t>Luka 6:40</w:t>
-        </w:r>
-      </w:hyperlink>
-    </w:p>
-    <w:p>
-      <w:pPr>
-        <w:pStyle w:val="ListBullet"/>
-        <w:spacing w:line="240" w:lineRule="auto"/>
-        <w:ind w:left="720"/>
-      </w:pPr>
-      <w:r>
-        <w:rPr>
-          <w:lang w:val="sw_KE" w:bidi="sw_KE"/>
-        </w:rPr>
-      </w:r>
-      <w:hyperlink r:id="rId781">
-        <w:r>
-          <w:rPr>
-            <w:lang w:val="sw_KE" w:bidi="sw_KE"/>
-          </w:rPr>
-          <w:rPr>
-            <w:color w:val="0000EE"/>
-            <w:u w:val="single"/>
-          </w:rPr>
-          <w:t>Mathayo 11:3</w:t>
-        </w:r>
-      </w:hyperlink>
-    </w:p>
-    <w:p>
-      <w:pPr>
-        <w:pStyle w:val="ListBullet"/>
-        <w:spacing w:line="240" w:lineRule="auto"/>
-        <w:ind w:left="720"/>
-      </w:pPr>
-      <w:r>
-        <w:rPr>
-          <w:lang w:val="sw_KE" w:bidi="sw_KE"/>
-        </w:rPr>
-      </w:r>
-      <w:hyperlink r:id="rId782">
-        <w:r>
-          <w:rPr>
-            <w:lang w:val="sw_KE" w:bidi="sw_KE"/>
-          </w:rPr>
-          <w:rPr>
-            <w:color w:val="0000EE"/>
-            <w:u w:val="single"/>
-          </w:rPr>
-          <w:t>Mathayo 26:33–35</w:t>
-        </w:r>
-      </w:hyperlink>
-    </w:p>
-    <w:p>
-      <w:pPr>
-        <w:pStyle w:val="ListBullet"/>
-        <w:spacing w:line="240" w:lineRule="auto"/>
-        <w:ind w:left="720"/>
-      </w:pPr>
-      <w:r>
-        <w:rPr>
-          <w:lang w:val="sw_KE" w:bidi="sw_KE"/>
-        </w:rPr>
-      </w:r>
-      <w:hyperlink r:id="rId783">
-        <w:r>
-          <w:rPr>
-            <w:lang w:val="sw_KE" w:bidi="sw_KE"/>
-          </w:rPr>
-          <w:rPr>
-            <w:color w:val="0000EE"/>
-            <w:u w:val="single"/>
-          </w:rPr>
-          <w:t>Mathayo 27:64</w:t>
-        </w:r>
-      </w:hyperlink>
-    </w:p>
-    <w:p>
-      <w:pPr>
-        <w:pStyle w:val="Heading3"/>
-      </w:pPr>
-      <w:r>
-        <w:rPr>
-          <w:lang w:val="sw_KE" w:bidi="sw_KE"/>
-        </w:rPr>
-        <w:t>Mifano kutoka kwa hadithi za Biblia:</w:t>
-      </w:r>
-    </w:p>
-    <w:p>
-      <w:pPr>
-        <w:pStyle w:val="ListBullet"/>
-        <w:spacing w:line="240" w:lineRule="auto"/>
-        <w:ind w:left="720"/>
-      </w:pPr>
-      <w:r>
-        <w:rPr>
-          <w:lang w:val="sw_KE" w:bidi="sw_KE"/>
-        </w:rPr>
-      </w:r>
-      <w:r>
-        <w:rPr>
-          <w:b/>
-          <w:lang w:val="sw_KE" w:bidi="sw_KE"/>
-        </w:rPr>
-        <w:t>30:8</w:t>
-      </w:r>
-      <w:r>
-        <w:rPr>
-          <w:lang w:val="sw_KE" w:bidi="sw_KE"/>
-        </w:rPr>
-        <w:t xml:space="preserve"> Yeye (Yesu) aliwapa wanafunzi wake vipande ili wawape watu. Wanafunzi waliendelea kugawa chakula, na hakikuisha!</w:t>
-      </w:r>
-    </w:p>
-    <w:p>
-      <w:pPr>
-        <w:pStyle w:val="ListBullet"/>
-        <w:spacing w:line="240" w:lineRule="auto"/>
-        <w:ind w:left="720"/>
-      </w:pPr>
-      <w:r>
-        <w:rPr>
-          <w:lang w:val="sw_KE" w:bidi="sw_KE"/>
-        </w:rPr>
-      </w:r>
-      <w:r>
-        <w:rPr>
-          <w:b/>
-          <w:lang w:val="sw_KE" w:bidi="sw_KE"/>
-        </w:rPr>
-        <w:t>38:1</w:t>
-      </w:r>
-      <w:r>
-        <w:rPr>
-          <w:lang w:val="sw_KE" w:bidi="sw_KE"/>
-        </w:rPr>
-        <w:t xml:space="preserve"> Takriban miaka mitatu baada ya Yesu kuanza kuhubiri na kufundisha hadharani, Yesu aliwaambia </w:t>
-      </w:r>
-      <w:r>
-        <w:rPr>
-          <w:b/>
-          <w:lang w:val="sw_KE" w:bidi="sw_KE"/>
-        </w:rPr>
-        <w:t>wanafunzi</w:t>
-      </w:r>
-      <w:r>
-        <w:rPr>
-          <w:lang w:val="sw_KE" w:bidi="sw_KE"/>
-        </w:rPr>
-        <w:t xml:space="preserve"> wake kwamba alitaka kusherehekea Pasaka hii pamoja nao Yerusalemu, na kwamba angeuawa huko.</w:t>
-      </w:r>
-    </w:p>
-    <w:p>
-      <w:pPr>
-        <w:pStyle w:val="ListBullet"/>
-        <w:spacing w:line="240" w:lineRule="auto"/>
-        <w:ind w:left="720"/>
-      </w:pPr>
-      <w:r>
-        <w:rPr>
-          <w:lang w:val="sw_KE" w:bidi="sw_KE"/>
-        </w:rPr>
-      </w:r>
-      <w:r>
-        <w:rPr>
-          <w:b/>
-          <w:lang w:val="sw_KE" w:bidi="sw_KE"/>
-        </w:rPr>
-        <w:t>38:11</w:t>
-      </w:r>
-      <w:r>
-        <w:rPr>
-          <w:lang w:val="sw_KE" w:bidi="sw_KE"/>
-        </w:rPr>
-        <w:t xml:space="preserve"> Kisha Yesu alienda na </w:t>
-      </w:r>
-      <w:r>
-        <w:rPr>
-          <w:b/>
-          <w:lang w:val="sw_KE" w:bidi="sw_KE"/>
-        </w:rPr>
-        <w:t>wanafunzi</w:t>
-      </w:r>
-      <w:r>
-        <w:rPr>
-          <w:lang w:val="sw_KE" w:bidi="sw_KE"/>
-        </w:rPr>
-        <w:t xml:space="preserve"> wake mahali paitwapo Gethsemane. Yesu aliwaambia </w:t>
-      </w:r>
-      <w:r>
-        <w:rPr>
-          <w:b/>
-          <w:lang w:val="sw_KE" w:bidi="sw_KE"/>
-        </w:rPr>
-        <w:t>wanafunzi</w:t>
-      </w:r>
-      <w:r>
-        <w:rPr>
-          <w:lang w:val="sw_KE" w:bidi="sw_KE"/>
-        </w:rPr>
-        <w:t xml:space="preserve"> wake waombe ili wasije wakaingia kwenye majaribu.</w:t>
-      </w:r>
-    </w:p>
-    <w:p>
-      <w:pPr>
-        <w:pStyle w:val="ListBullet"/>
-        <w:spacing w:line="240" w:lineRule="auto"/>
-        <w:ind w:left="720"/>
-      </w:pPr>
-      <w:r>
-        <w:rPr>
-          <w:lang w:val="sw_KE" w:bidi="sw_KE"/>
-        </w:rPr>
-      </w:r>
-      <w:r>
-        <w:rPr>
-          <w:b/>
-          <w:lang w:val="sw_KE" w:bidi="sw_KE"/>
-        </w:rPr>
-        <w:t>42:10</w:t>
-      </w:r>
-      <w:r>
-        <w:rPr>
-          <w:lang w:val="sw_KE" w:bidi="sw_KE"/>
-        </w:rPr>
-        <w:t xml:space="preserve"> Yesu aliwaambia </w:t>
-      </w:r>
-      <w:r>
-        <w:rPr>
-          <w:b/>
-          <w:lang w:val="sw_KE" w:bidi="sw_KE"/>
-        </w:rPr>
-        <w:t>wanafunzi</w:t>
-      </w:r>
-      <w:r>
-        <w:rPr>
-          <w:lang w:val="sw_KE" w:bidi="sw_KE"/>
-        </w:rPr>
-        <w:t xml:space="preserve"> wake, “Mamlaka yote mbinguni na duniani nimepewa mimi. Kwa hiyo nendeni, mkawafanye makundi ya watu kuwa wanafunzi kwa kuwabatiza kwa jina la Baba, Mwana, na Roho Mtakatifu, na kwa kuwafundisha kutii yote niliyowaamuru.”</w:t>
-      </w:r>
-    </w:p>
-    <w:p>
-      <w:pPr>
-        <w:pStyle w:val="Heading3"/>
-      </w:pPr>
-      <w:r>
-        <w:rPr>
-          <w:lang w:val="sw_KE" w:bidi="sw_KE"/>
-        </w:rPr>
-        <w:t>Data ya Neno:</w:t>
-      </w:r>
-    </w:p>
-    <w:p>
-      <w:pPr>
-        <w:pStyle w:val="ListBullet"/>
-        <w:spacing w:line="240" w:lineRule="auto"/>
-        <w:ind w:left="720"/>
-      </w:pPr>
-      <w:r>
-        <w:rPr>
-          <w:lang w:val="sw_KE" w:bidi="sw_KE"/>
-        </w:rPr>
-      </w:r>
-      <w:r>
-        <w:rPr>
-          <w:lang w:val="sw_KE" w:bidi="sw_KE"/>
-        </w:rPr>
-        <w:t>Strong's: H3928, G31000, G31010, G31020</w:t>
       </w:r>
       <w:r>
         <w:rPr>
